--- a/Articles/2026/4_Blender_Tips_and_Tricks/3_Straightening_Edge_loops/Z Generic SEO for Blender Documents.docx
+++ b/Articles/2026/4_Blender_Tips_and_Tricks/3_Straightening_Edge_loops/Z Generic SEO for Blender Documents.docx
@@ -21,9 +21,14 @@
       <w:r>
         <w:t xml:space="preserve"> </w:t>
       </w:r>
-      <w:r>
-        <w:t xml:space="preserve">Bringing in a Reference Image </w:t>
-      </w:r>
+      <w:bookmarkStart w:id="1" w:name="_Hlk236236492"/>
+      <w:r>
+        <w:t>3 Straightening Edge Loops</w:t>
+      </w:r>
+      <w:r>
+        <w:t xml:space="preserve"> </w:t>
+      </w:r>
+      <w:bookmarkEnd w:id="1"/>
       <w:r>
         <w:t>"&gt;</w:t>
       </w:r>
@@ -80,8 +85,13 @@
       <w:r>
         <w:t xml:space="preserve"> </w:t>
       </w:r>
-      <w:r>
-        <w:t xml:space="preserve">Bringing in a Reference Image, </w:t>
+      <w:bookmarkStart w:id="2" w:name="_Hlk236236510"/>
+      <w:r>
+        <w:t>Straightening Edge Loops</w:t>
+      </w:r>
+      <w:bookmarkEnd w:id="2"/>
+      <w:r>
+        <w:t xml:space="preserve">, </w:t>
       </w:r>
       <w:r>
         <w:t>Blender, 3D Modeling, Animation, Graphic Art</w:t>
@@ -117,7 +127,19 @@
         <w:t xml:space="preserve">explains </w:t>
       </w:r>
       <w:r>
-        <w:t>how to bring in a Reference Image in Blender</w:t>
+        <w:t xml:space="preserve">how to </w:t>
+      </w:r>
+      <w:r>
+        <w:t>s</w:t>
+      </w:r>
+      <w:r>
+        <w:t>traighten Edge Loops</w:t>
+      </w:r>
+      <w:r>
+        <w:t xml:space="preserve"> </w:t>
+      </w:r>
+      <w:r>
+        <w:t>in Blender</w:t>
       </w:r>
       <w:r>
         <w:t>/&gt;</w:t>
@@ -139,11 +161,17 @@
       <w:r>
         <w:t>" content="</w:t>
       </w:r>
-      <w:bookmarkStart w:id="1" w:name="_Hlk189913364"/>
-      <w:r>
-        <w:t xml:space="preserve">Bringing in a Reference Image, </w:t>
-      </w:r>
-      <w:bookmarkEnd w:id="1"/>
+      <w:bookmarkStart w:id="3" w:name="_Hlk189913364"/>
+      <w:r>
+        <w:t xml:space="preserve"> </w:t>
+      </w:r>
+      <w:r>
+        <w:t>Straightening Edge Loops</w:t>
+      </w:r>
+      <w:r>
+        <w:t xml:space="preserve">, </w:t>
+      </w:r>
+      <w:bookmarkEnd w:id="3"/>
       <w:r>
         <w:t>Blender, 3D Modeling, Animation, Graphic Art</w:t>
       </w:r>
@@ -186,17 +214,7 @@
         <w:t>robots</w:t>
       </w:r>
       <w:r>
-        <w:t>" content="</w:t>
-      </w:r>
-      <w:proofErr w:type="spellStart"/>
-      <w:proofErr w:type="gramStart"/>
-      <w:r>
-        <w:t>index,follow</w:t>
-      </w:r>
-      <w:proofErr w:type="spellEnd"/>
-      <w:proofErr w:type="gramEnd"/>
-      <w:r>
-        <w:t>" /&gt;</w:t>
+        <w:t>" content="index,follow" /&gt;</w:t>
       </w:r>
     </w:p>
     <w:p/>
@@ -216,7 +234,7 @@
         <w:t>" content="</w:t>
       </w:r>
       <w:r>
-        <w:t>Saturday, February 8, 2025</w:t>
+        <w:t>Wednesday, July 29, 2026</w:t>
       </w:r>
       <w:r>
         <w:t>" /&gt;</w:t>
@@ -227,7 +245,6 @@
       <w:r>
         <w:t>&lt;meta name="</w:t>
       </w:r>
-      <w:proofErr w:type="spellStart"/>
       <w:r>
         <w:rPr>
           <w:b/>
@@ -236,7 +253,6 @@
         </w:rPr>
         <w:t>url</w:t>
       </w:r>
-      <w:proofErr w:type="spellEnd"/>
       <w:r>
         <w:t>" content="</w:t>
       </w:r>
@@ -244,7 +260,7 @@
         <w:t>https://starsindust.github.io/</w:t>
       </w:r>
       <w:r>
-        <w:t>Enlightenment/Articles/2025/1-Blender-Continued/5-Bringing-In-A-Reference-Image/Bringing-In-A-Reference-Image.html</w:t>
+        <w:t>Enlightenment/Articles/2026/4_Blender_Tips_and_Tricks/3_Straightening_Edge_loops/3_Straightening_Edge_Loops.html</w:t>
       </w:r>
       <w:r>
         <w:t>"&gt;</w:t>
